--- a/实验报告3.docx
+++ b/实验报告3.docx
@@ -2801,7 +2801,7 @@
           <w:szCs w:val="21"/>
           <w14:ligatures w14:val="standardContextual"/>
         </w:rPr>
-        <w:object w:dxaOrig="359" w:dyaOrig="359" w14:anchorId="59D2AE0B">
+        <w:object w:dxaOrig="359" w:dyaOrig="359" w14:anchorId="516AFFA9">
           <v:shapetype id="_x0000_t75" coordsize="21600,21600" o:spt="75" o:preferrelative="t" path="m@4@5l@4@11@9@11@9@5xe" filled="f" stroked="f">
             <v:stroke joinstyle="miter"/>
             <v:formulas>
@@ -2824,7 +2824,7 @@
           <v:shape id="Object 7" o:spid="_x0000_i1026" type="#_x0000_t75" alt="" style="width:18.2pt;height:18.2pt;mso-width-percent:0;mso-height-percent:0;mso-position-horizontal-relative:page;mso-position-vertical-relative:page;mso-width-percent:0;mso-height-percent:0" o:ole="">
             <v:imagedata r:id="rId6" o:title=""/>
           </v:shape>
-          <o:OLEObject Type="Embed" ProgID="Equation.3" ShapeID="Object 7" DrawAspect="Content" ObjectID="_1854219281" r:id="rId7"/>
+          <o:OLEObject Type="Embed" ProgID="Equation.3" ShapeID="Object 7" DrawAspect="Content" ObjectID="_1854255207" r:id="rId7"/>
         </w:object>
       </w:r>
       <w:r>
@@ -3325,11 +3325,11 @@
           <w:szCs w:val="21"/>
           <w14:ligatures w14:val="standardContextual"/>
         </w:rPr>
-        <w:object w:dxaOrig="359" w:dyaOrig="359" w14:anchorId="3693890B">
+        <w:object w:dxaOrig="359" w:dyaOrig="359" w14:anchorId="70F3C8FB">
           <v:shape id="Object 8" o:spid="_x0000_i1025" type="#_x0000_t75" alt="" style="width:18.2pt;height:18.2pt;mso-width-percent:0;mso-height-percent:0;mso-position-horizontal-relative:page;mso-position-vertical-relative:page;mso-width-percent:0;mso-height-percent:0" o:ole="">
             <v:imagedata r:id="rId6" o:title=""/>
           </v:shape>
-          <o:OLEObject Type="Embed" ProgID="Equation.3" ShapeID="Object 8" DrawAspect="Content" ObjectID="_1854219282" r:id="rId8"/>
+          <o:OLEObject Type="Embed" ProgID="Equation.3" ShapeID="Object 8" DrawAspect="Content" ObjectID="_1854255208" r:id="rId8"/>
         </w:object>
       </w:r>
       <w:r>
@@ -8369,6 +8369,7 @@
       <w:pPr>
         <w:pStyle w:val="Heading2"/>
         <w:rPr>
+          <w:rFonts w:hint="eastAsia"/>
           <w:sz w:val="28"/>
         </w:rPr>
       </w:pPr>
@@ -8446,8 +8447,11 @@
     </w:p>
     <w:p>
       <w:pPr>
-        <w:spacing w:before="185" w:line="360" w:lineRule="auto"/>
-        <w:rPr>
+        <w:widowControl/>
+        <w:spacing w:after="160" w:line="278" w:lineRule="auto"/>
+        <w:jc w:val="left"/>
+        <w:rPr>
+          <w:rFonts w:hint="eastAsia"/>
           <w:szCs w:val="21"/>
         </w:rPr>
       </w:pPr>
@@ -8458,10 +8462,10 @@
           <w14:ligatures w14:val="standardContextual"/>
         </w:rPr>
         <w:drawing>
-          <wp:inline distT="0" distB="0" distL="0" distR="0" wp14:anchorId="2371FB3B" wp14:editId="6B0EEBBD">
-            <wp:extent cx="5553710" cy="4525541"/>
-            <wp:effectExtent l="0" t="0" r="0" b="0"/>
-            <wp:docPr id="2117893315" name="Picture 9"/>
+          <wp:inline distT="0" distB="0" distL="0" distR="0" wp14:anchorId="148161C3" wp14:editId="6388B9DE">
+            <wp:extent cx="2483318" cy="1966350"/>
+            <wp:effectExtent l="0" t="0" r="0" b="2540"/>
+            <wp:docPr id="105823160" name="Picture 10"/>
             <wp:cNvGraphicFramePr>
               <a:graphicFrameLocks xmlns:a="http://schemas.openxmlformats.org/drawingml/2006/main" noChangeAspect="1"/>
             </wp:cNvGraphicFramePr>
@@ -8469,7 +8473,7 @@
               <a:graphicData uri="http://schemas.openxmlformats.org/drawingml/2006/picture">
                 <pic:pic xmlns:pic="http://schemas.openxmlformats.org/drawingml/2006/picture">
                   <pic:nvPicPr>
-                    <pic:cNvPr id="2117893315" name="Picture 2117893315"/>
+                    <pic:cNvPr id="105823160" name="Picture 105823160"/>
                     <pic:cNvPicPr/>
                   </pic:nvPicPr>
                   <pic:blipFill>
@@ -8487,7 +8491,7 @@
                   <pic:spPr>
                     <a:xfrm>
                       <a:off x="0" y="0"/>
-                      <a:ext cx="5572246" cy="4540646"/>
+                      <a:ext cx="2502329" cy="1981403"/>
                     </a:xfrm>
                     <a:prstGeom prst="rect">
                       <a:avLst/>
@@ -8499,488 +8503,14 @@
           </wp:inline>
         </w:drawing>
       </w:r>
-    </w:p>
-    <w:p>
-      <w:pPr>
-        <w:spacing w:before="185" w:line="360" w:lineRule="auto"/>
-        <w:rPr>
-          <w:szCs w:val="21"/>
-        </w:rPr>
-      </w:pPr>
-    </w:p>
-    <w:p>
-      <w:pPr>
-        <w:widowControl/>
-        <w:spacing w:after="160" w:line="278" w:lineRule="auto"/>
-        <w:jc w:val="left"/>
-        <w:rPr>
-          <w:szCs w:val="21"/>
-        </w:rPr>
-      </w:pPr>
-      <w:r>
-        <w:rPr>
-          <w:szCs w:val="21"/>
-        </w:rPr>
-        <w:br w:type="page"/>
-      </w:r>
-    </w:p>
-    <w:p>
-      <w:pPr>
-        <w:spacing w:before="185" w:line="360" w:lineRule="auto"/>
-        <w:rPr>
-          <w:szCs w:val="21"/>
-        </w:rPr>
-      </w:pPr>
-    </w:p>
-    <w:tbl>
-      <w:tblPr>
-        <w:tblW w:w="9665" w:type="dxa"/>
-        <w:tblBorders>
-          <w:bottom w:val="single" w:sz="24" w:space="0" w:color="000000"/>
-        </w:tblBorders>
-        <w:tblLayout w:type="fixed"/>
-        <w:tblCellMar>
-          <w:left w:w="10" w:type="dxa"/>
-          <w:right w:w="10" w:type="dxa"/>
-        </w:tblCellMar>
-        <w:tblLook w:val="0000" w:firstRow="0" w:lastRow="0" w:firstColumn="0" w:lastColumn="0" w:noHBand="0" w:noVBand="0"/>
-      </w:tblPr>
-      <w:tblGrid>
-        <w:gridCol w:w="6365"/>
-        <w:gridCol w:w="3300"/>
-      </w:tblGrid>
-      <w:tr>
-        <w:tc>
-          <w:tcPr>
-            <w:tcW w:w="6365" w:type="dxa"/>
-            <w:tcMar>
-              <w:top w:w="0" w:type="dxa"/>
-              <w:left w:w="0" w:type="dxa"/>
-              <w:bottom w:w="0" w:type="dxa"/>
-              <w:right w:w="0" w:type="dxa"/>
-            </w:tcMar>
-          </w:tcPr>
-          <w:p>
-            <w:pPr>
-              <w:spacing w:line="360" w:lineRule="exact"/>
-              <w:ind w:left="140"/>
-            </w:pPr>
-            <w:r>
-              <w:rPr>
-                <w:rFonts w:ascii="SimSun" w:hAnsi="SimSun" w:cs="SimSun"/>
-                <w:b/>
-                <w:bCs/>
-                <w:sz w:val="28"/>
-                <w:szCs w:val="28"/>
-              </w:rPr>
-              <w:t>华中科技大学同济医学院</w:t>
-            </w:r>
-          </w:p>
-        </w:tc>
-        <w:tc>
-          <w:tcPr>
-            <w:tcW w:w="3300" w:type="dxa"/>
-            <w:tcMar>
-              <w:top w:w="0" w:type="dxa"/>
-              <w:left w:w="0" w:type="dxa"/>
-              <w:bottom w:w="0" w:type="dxa"/>
-              <w:right w:w="0" w:type="dxa"/>
-            </w:tcMar>
-          </w:tcPr>
-          <w:p>
-            <w:pPr>
-              <w:spacing w:line="360" w:lineRule="exact"/>
-              <w:jc w:val="right"/>
-            </w:pPr>
-            <w:r>
-              <w:rPr>
-                <w:rFonts w:ascii="SimSun" w:hAnsi="SimSun" w:cs="SimSun"/>
-                <w:b/>
-                <w:bCs/>
-                <w:sz w:val="28"/>
-                <w:szCs w:val="28"/>
-              </w:rPr>
-              <w:t>实验报告</w:t>
-            </w:r>
-          </w:p>
-        </w:tc>
-      </w:tr>
-    </w:tbl>
-    <w:p>
-      <w:pPr>
-        <w:spacing w:before="178" w:line="280" w:lineRule="exact"/>
-        <w:ind w:left="140"/>
-      </w:pPr>
-      <w:r>
-        <w:rPr>
-          <w:rFonts w:ascii="SimSun" w:hAnsi="SimSun" w:cs="SimSun"/>
-          <w:b/>
-          <w:bCs/>
-          <w:szCs w:val="21"/>
-        </w:rPr>
-        <w:t>实验课题</w:t>
-      </w:r>
-      <w:r>
-        <w:rPr>
-          <w:rFonts w:ascii="SimSun" w:hAnsi="SimSun" w:cs="SimSun" w:hint="eastAsia"/>
-          <w:b/>
-          <w:bCs/>
-          <w:szCs w:val="21"/>
-        </w:rPr>
-        <w:t>：双液系的气液平衡相图</w:t>
-      </w:r>
-    </w:p>
-    <w:p>
-      <w:pPr>
-        <w:spacing w:line="280" w:lineRule="exact"/>
-      </w:pPr>
-    </w:p>
-    <w:p>
-      <w:pPr>
-        <w:spacing w:before="147" w:line="280" w:lineRule="exact"/>
-        <w:jc w:val="right"/>
-      </w:pPr>
-      <w:r>
-        <w:rPr>
-          <w:rFonts w:ascii="SimSun" w:hAnsi="SimSun" w:cs="SimSun"/>
-          <w:szCs w:val="21"/>
-        </w:rPr>
-        <w:t>第</w:t>
-      </w:r>
-      <w:r>
-        <w:rPr>
-          <w:rFonts w:ascii="SimSun" w:hAnsi="SimSun" w:cs="SimSun"/>
-          <w:szCs w:val="21"/>
-          <w:u w:val="single"/>
-        </w:rPr>
-        <w:t>___</w:t>
-      </w:r>
-      <w:r>
-        <w:rPr>
-          <w:rFonts w:ascii="SimSun" w:hAnsi="SimSun" w:cs="SimSun" w:hint="eastAsia"/>
-          <w:szCs w:val="21"/>
-          <w:u w:val="single"/>
-        </w:rPr>
-        <w:t>3</w:t>
-      </w:r>
-      <w:r>
-        <w:rPr>
-          <w:rFonts w:ascii="SimSun" w:hAnsi="SimSun" w:cs="SimSun"/>
-          <w:szCs w:val="21"/>
-          <w:u w:val="single"/>
-        </w:rPr>
-        <w:t>__</w:t>
-      </w:r>
-      <w:r>
-        <w:rPr>
-          <w:rFonts w:ascii="SimSun" w:hAnsi="SimSun" w:cs="SimSun"/>
-          <w:szCs w:val="21"/>
-        </w:rPr>
-        <w:t>次实验　　　___</w:t>
-      </w:r>
-      <w:r>
-        <w:rPr>
-          <w:rFonts w:ascii="SimSun" w:hAnsi="SimSun" w:cs="SimSun" w:hint="eastAsia"/>
-          <w:szCs w:val="21"/>
-          <w:u w:val="single"/>
-        </w:rPr>
-        <w:t>2026</w:t>
-      </w:r>
-      <w:r>
-        <w:rPr>
-          <w:rFonts w:ascii="SimSun" w:hAnsi="SimSun" w:cs="SimSun"/>
-          <w:szCs w:val="21"/>
-        </w:rPr>
-        <w:t>_年</w:t>
-      </w:r>
-      <w:r>
-        <w:rPr>
-          <w:rFonts w:ascii="SimSun" w:hAnsi="SimSun" w:cs="SimSun"/>
-          <w:szCs w:val="21"/>
-          <w:u w:val="single"/>
-        </w:rPr>
-        <w:t>_</w:t>
-      </w:r>
-      <w:r>
-        <w:rPr>
-          <w:rFonts w:ascii="SimSun" w:hAnsi="SimSun" w:cs="SimSun" w:hint="eastAsia"/>
-          <w:szCs w:val="21"/>
-          <w:u w:val="single"/>
-        </w:rPr>
-        <w:t>10</w:t>
-      </w:r>
-      <w:r>
-        <w:rPr>
-          <w:rFonts w:ascii="SimSun" w:hAnsi="SimSun" w:cs="SimSun"/>
-          <w:szCs w:val="21"/>
-          <w:u w:val="single"/>
-        </w:rPr>
-        <w:t>__</w:t>
-      </w:r>
-      <w:r>
-        <w:rPr>
-          <w:rFonts w:ascii="SimSun" w:hAnsi="SimSun" w:cs="SimSun"/>
-          <w:szCs w:val="21"/>
-        </w:rPr>
-        <w:t>月_</w:t>
-      </w:r>
-      <w:r>
-        <w:rPr>
-          <w:rFonts w:ascii="SimSun" w:hAnsi="SimSun" w:cs="SimSun"/>
-          <w:szCs w:val="21"/>
-          <w:u w:val="single"/>
-        </w:rPr>
-        <w:t>_</w:t>
-      </w:r>
-      <w:r>
-        <w:rPr>
-          <w:rFonts w:ascii="SimSun" w:hAnsi="SimSun" w:cs="SimSun" w:hint="eastAsia"/>
-          <w:szCs w:val="21"/>
-          <w:u w:val="single"/>
-        </w:rPr>
-        <w:t>15</w:t>
-      </w:r>
-      <w:r>
-        <w:rPr>
-          <w:rFonts w:ascii="SimSun" w:hAnsi="SimSun" w:cs="SimSun"/>
-          <w:szCs w:val="21"/>
-          <w:u w:val="single"/>
-        </w:rPr>
-        <w:t>__</w:t>
-      </w:r>
-      <w:r>
-        <w:rPr>
-          <w:rFonts w:ascii="SimSun" w:hAnsi="SimSun" w:cs="SimSun"/>
-          <w:szCs w:val="21"/>
-        </w:rPr>
-        <w:t>日</w:t>
-      </w:r>
-    </w:p>
-    <w:p>
-      <w:pPr>
-        <w:spacing w:before="185" w:line="320" w:lineRule="exact"/>
-        <w:ind w:left="638"/>
-        <w:rPr>
-          <w:rFonts w:ascii="SimSun" w:hAnsi="SimSun" w:cs="SimSun"/>
-          <w:szCs w:val="21"/>
-        </w:rPr>
-      </w:pPr>
-      <w:r>
-        <w:rPr>
-          <w:rFonts w:ascii="SimSun" w:hAnsi="SimSun" w:cs="SimSun" w:hint="eastAsia"/>
-          <w:szCs w:val="21"/>
-          <w:u w:val="single"/>
-        </w:rPr>
-        <w:t>药学</w:t>
-      </w:r>
-      <w:r>
-        <w:rPr>
-          <w:rFonts w:ascii="SimSun" w:hAnsi="SimSun" w:cs="SimSun"/>
-          <w:szCs w:val="21"/>
-        </w:rPr>
-        <w:t>系__</w:t>
-      </w:r>
-      <w:r>
-        <w:rPr>
-          <w:rFonts w:ascii="SimSun" w:hAnsi="SimSun" w:cs="SimSun" w:hint="eastAsia"/>
-          <w:szCs w:val="21"/>
-          <w:u w:val="single"/>
-        </w:rPr>
-        <w:t>2025</w:t>
-      </w:r>
-      <w:r>
-        <w:rPr>
-          <w:rFonts w:ascii="SimSun" w:hAnsi="SimSun" w:cs="SimSun"/>
-          <w:szCs w:val="21"/>
-        </w:rPr>
-        <w:t>__级__</w:t>
-      </w:r>
-      <w:r>
-        <w:rPr>
-          <w:rFonts w:ascii="SimSun" w:hAnsi="SimSun" w:cs="SimSun" w:hint="eastAsia"/>
-          <w:szCs w:val="21"/>
-          <w:u w:val="single"/>
-        </w:rPr>
-        <w:t>2</w:t>
-      </w:r>
-      <w:r>
-        <w:rPr>
-          <w:rFonts w:ascii="SimSun" w:hAnsi="SimSun" w:cs="SimSun"/>
-          <w:szCs w:val="21"/>
-          <w:u w:val="single"/>
-        </w:rPr>
-        <w:t>_</w:t>
-      </w:r>
-      <w:r>
-        <w:rPr>
-          <w:rFonts w:ascii="SimSun" w:hAnsi="SimSun" w:cs="SimSun"/>
-          <w:szCs w:val="21"/>
-        </w:rPr>
-        <w:t>班_</w:t>
-      </w:r>
-      <w:r>
-        <w:rPr>
-          <w:rFonts w:ascii="SimSun" w:hAnsi="SimSun" w:cs="SimSun" w:hint="eastAsia"/>
-          <w:szCs w:val="21"/>
-          <w:u w:val="single"/>
-        </w:rPr>
-        <w:t>3</w:t>
-      </w:r>
-      <w:r>
-        <w:rPr>
-          <w:rFonts w:ascii="SimSun" w:hAnsi="SimSun" w:cs="SimSun"/>
-          <w:szCs w:val="21"/>
-          <w:u w:val="single"/>
-        </w:rPr>
-        <w:t>__</w:t>
-      </w:r>
-      <w:r>
-        <w:rPr>
-          <w:rFonts w:ascii="SimSun" w:hAnsi="SimSun" w:cs="SimSun"/>
-          <w:szCs w:val="21"/>
-        </w:rPr>
-        <w:t xml:space="preserve">小组　</w:t>
-      </w:r>
-      <w:r>
-        <w:rPr>
-          <w:rFonts w:ascii="SimSun" w:hAnsi="SimSun" w:cs="SimSun" w:hint="eastAsia"/>
-          <w:szCs w:val="21"/>
-        </w:rPr>
-        <w:t xml:space="preserve">         </w:t>
-      </w:r>
-      <w:r>
-        <w:rPr>
-          <w:rFonts w:ascii="SimSun" w:hAnsi="SimSun" w:cs="SimSun"/>
-          <w:szCs w:val="21"/>
-        </w:rPr>
-        <w:t xml:space="preserve">　　姓名__</w:t>
-      </w:r>
-      <w:r>
-        <w:rPr>
-          <w:rFonts w:ascii="SimSun" w:hAnsi="SimSun" w:cs="SimSun"/>
-          <w:szCs w:val="21"/>
-          <w:u w:val="single"/>
-        </w:rPr>
-        <w:t>_</w:t>
-      </w:r>
-      <w:r>
-        <w:rPr>
-          <w:rFonts w:ascii="SimSun" w:hAnsi="SimSun" w:cs="SimSun" w:hint="eastAsia"/>
-          <w:szCs w:val="21"/>
-          <w:u w:val="single"/>
-        </w:rPr>
-        <w:t>陈熙元</w:t>
-      </w:r>
-      <w:r>
-        <w:rPr>
-          <w:rFonts w:ascii="SimSun" w:hAnsi="SimSun" w:cs="SimSun"/>
-          <w:szCs w:val="21"/>
-        </w:rPr>
-        <w:t>___　学号___</w:t>
-      </w:r>
-      <w:r>
-        <w:rPr>
-          <w:rFonts w:ascii="SimSun" w:hAnsi="SimSun" w:cs="SimSun" w:hint="eastAsia"/>
-          <w:szCs w:val="21"/>
-          <w:u w:val="single"/>
-        </w:rPr>
-        <w:t>U202517129</w:t>
-      </w:r>
-      <w:r>
-        <w:rPr>
-          <w:rFonts w:ascii="SimSun" w:hAnsi="SimSun" w:cs="SimSun"/>
-          <w:szCs w:val="21"/>
-        </w:rPr>
-        <w:t>__</w:t>
-      </w:r>
-    </w:p>
-    <w:p>
-      <w:pPr>
-        <w:pStyle w:val="Heading2"/>
-        <w:rPr>
-          <w:rFonts w:hint="eastAsia"/>
-          <w:sz w:val="28"/>
-        </w:rPr>
-      </w:pPr>
-      <w:r>
-        <w:rPr>
-          <w:rFonts w:ascii="SimSun" w:hAnsi="SimSun" w:cs="SimSun"/>
+      <w:r>
+        <w:rPr>
           <w:noProof/>
           <w:szCs w:val="21"/>
-        </w:rPr>
-        <mc:AlternateContent>
-          <mc:Choice Requires="wps">
-            <w:drawing>
-              <wp:anchor distT="0" distB="0" distL="114300" distR="114300" simplePos="0" relativeHeight="251675648" behindDoc="0" locked="0" layoutInCell="1" allowOverlap="1" wp14:anchorId="6492027C" wp14:editId="50764E93">
-                <wp:simplePos x="0" y="0"/>
-                <wp:positionH relativeFrom="column">
-                  <wp:posOffset>-4445</wp:posOffset>
-                </wp:positionH>
-                <wp:positionV relativeFrom="paragraph">
-                  <wp:posOffset>54066</wp:posOffset>
-                </wp:positionV>
-                <wp:extent cx="6119495" cy="0"/>
-                <wp:effectExtent l="0" t="12700" r="14605" b="12700"/>
-                <wp:wrapNone/>
-                <wp:docPr id="608122244" name="Straight Connector 1"/>
-                <wp:cNvGraphicFramePr/>
-                <a:graphic xmlns:a="http://schemas.openxmlformats.org/drawingml/2006/main">
-                  <a:graphicData uri="http://schemas.microsoft.com/office/word/2010/wordprocessingShape">
-                    <wps:wsp>
-                      <wps:cNvCnPr/>
-                      <wps:spPr>
-                        <a:xfrm>
-                          <a:off x="0" y="0"/>
-                          <a:ext cx="6119495" cy="0"/>
-                        </a:xfrm>
-                        <a:prstGeom prst="line">
-                          <a:avLst/>
-                        </a:prstGeom>
-                      </wps:spPr>
-                      <wps:style>
-                        <a:lnRef idx="2">
-                          <a:schemeClr val="dk1"/>
-                        </a:lnRef>
-                        <a:fillRef idx="0">
-                          <a:schemeClr val="dk1"/>
-                        </a:fillRef>
-                        <a:effectRef idx="1">
-                          <a:schemeClr val="dk1"/>
-                        </a:effectRef>
-                        <a:fontRef idx="minor">
-                          <a:schemeClr val="tx1"/>
-                        </a:fontRef>
-                      </wps:style>
-                      <wps:bodyPr/>
-                    </wps:wsp>
-                  </a:graphicData>
-                </a:graphic>
-                <wp14:sizeRelH relativeFrom="margin">
-                  <wp14:pctWidth>0</wp14:pctWidth>
-                </wp14:sizeRelH>
-                <wp14:sizeRelV relativeFrom="margin">
-                  <wp14:pctHeight>0</wp14:pctHeight>
-                </wp14:sizeRelV>
-              </wp:anchor>
-            </w:drawing>
-          </mc:Choice>
-          <mc:Fallback>
-            <w:pict>
-              <v:line w14:anchorId="1502B7E3" id="Straight Connector 1" o:spid="_x0000_s1026" style="position:absolute;z-index:251675648;visibility:visible;mso-wrap-style:square;mso-width-percent:0;mso-height-percent:0;mso-wrap-distance-left:9pt;mso-wrap-distance-top:0;mso-wrap-distance-right:9pt;mso-wrap-distance-bottom:0;mso-position-horizontal:absolute;mso-position-horizontal-relative:text;mso-position-vertical:absolute;mso-position-vertical-relative:text;mso-width-percent:0;mso-height-percent:0;mso-width-relative:margin;mso-height-relative:margin" from="-.35pt,4.25pt" to="481.5pt,4.25pt" o:gfxdata="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" strokecolor="black [3200]" strokeweight="1.5pt">
-                <v:stroke joinstyle="miter"/>
-              </v:line>
-            </w:pict>
-          </mc:Fallback>
-        </mc:AlternateContent>
-      </w:r>
-    </w:p>
-    <w:p>
-      <w:pPr>
-        <w:spacing w:before="185" w:line="360" w:lineRule="auto"/>
-        <w:rPr>
-          <w:szCs w:val="21"/>
-        </w:rPr>
-      </w:pPr>
+          <w14:ligatures w14:val="standardContextual"/>
+        </w:rPr>
+        <w:t xml:space="preserve"> </w:t>
+      </w:r>
       <w:r>
         <w:rPr>
           <w:noProof/>
@@ -8988,9 +8518,9 @@
           <w14:ligatures w14:val="standardContextual"/>
         </w:rPr>
         <w:drawing>
-          <wp:inline distT="0" distB="0" distL="0" distR="0" wp14:anchorId="465D93C8" wp14:editId="69DCE87C">
-            <wp:extent cx="5553777" cy="3486340"/>
-            <wp:effectExtent l="0" t="0" r="0" b="6350"/>
+          <wp:inline distT="0" distB="0" distL="0" distR="0" wp14:anchorId="370212A8" wp14:editId="7565F584">
+            <wp:extent cx="3214536" cy="2017900"/>
+            <wp:effectExtent l="0" t="0" r="0" b="1905"/>
             <wp:docPr id="1801241841" name="Picture 9"/>
             <wp:cNvGraphicFramePr>
               <a:graphicFrameLocks xmlns:a="http://schemas.openxmlformats.org/drawingml/2006/main" noChangeAspect="1"/>
@@ -9017,7 +8547,7 @@
                   <pic:spPr>
                     <a:xfrm>
                       <a:off x="0" y="0"/>
-                      <a:ext cx="5587637" cy="3507595"/>
+                      <a:ext cx="3255166" cy="2043405"/>
                     </a:xfrm>
                     <a:prstGeom prst="rect">
                       <a:avLst/>
@@ -9036,17 +8566,24 @@
       </w:pPr>
       <w:r>
         <w:rPr>
+          <w:rFonts w:ascii="SimSun" w:eastAsia="SimSun" w:hAnsi="SimSun" w:cs="SimSun" w:hint="eastAsia"/>
+          <w:szCs w:val="21"/>
+        </w:rPr>
+        <w:t>绘制曲线如图所示（灰色部分为占比超过</w:t>
+      </w:r>
+      <w:r>
+        <w:rPr>
           <w:rFonts w:hint="eastAsia"/>
           <w:szCs w:val="21"/>
         </w:rPr>
-        <w:t>绘制曲线如图所示</w:t>
-      </w:r>
-      <w:r>
-        <w:rPr>
-          <w:rFonts w:hint="eastAsia"/>
-          <w:szCs w:val="21"/>
-        </w:rPr>
-        <w:t>（灰色部分为占比超过100%的取值；</w:t>
+        <w:t>100%</w:t>
+      </w:r>
+      <w:r>
+        <w:rPr>
+          <w:rFonts w:ascii="SimSun" w:eastAsia="SimSun" w:hAnsi="SimSun" w:cs="SimSun" w:hint="eastAsia"/>
+          <w:szCs w:val="21"/>
+        </w:rPr>
+        <w:t>的取值；</w:t>
       </w:r>
       <w:r>
         <w:t>n=0.0006705714p+1.3590714</w:t>
@@ -9104,6 +8641,7 @@
       <w:pPr>
         <w:spacing w:before="185" w:line="360" w:lineRule="auto"/>
         <w:rPr>
+          <w:rFonts w:hint="eastAsia"/>
           <w:szCs w:val="21"/>
         </w:rPr>
       </w:pPr>
@@ -9112,6 +8650,49 @@
           <w:rFonts w:hint="eastAsia"/>
           <w:szCs w:val="21"/>
         </w:rPr>
+        <w:t>由图可知，恒沸点对应沸点为</w:t>
+      </w:r>
+      <w:r>
+        <w:rPr>
+          <w:rFonts w:hint="eastAsia"/>
+          <w:szCs w:val="21"/>
+        </w:rPr>
+        <w:t>65.9</w:t>
+      </w:r>
+      <w:r>
+        <w:rPr>
+          <w:rFonts w:hint="eastAsia"/>
+          <w:szCs w:val="21"/>
+        </w:rPr>
+        <w:t>摄氏度，环己烷组成大约为</w:t>
+      </w:r>
+      <w:r>
+        <w:rPr>
+          <w:rFonts w:hint="eastAsia"/>
+          <w:szCs w:val="21"/>
+        </w:rPr>
+        <w:t>44.6%</w:t>
+      </w:r>
+      <w:r>
+        <w:rPr>
+          <w:rFonts w:hint="eastAsia"/>
+          <w:szCs w:val="21"/>
+        </w:rPr>
+        <w:t>。</w:t>
+      </w:r>
+    </w:p>
+    <w:p>
+      <w:pPr>
+        <w:spacing w:before="185" w:line="360" w:lineRule="auto"/>
+        <w:rPr>
+          <w:szCs w:val="21"/>
+        </w:rPr>
+      </w:pPr>
+      <w:r>
+        <w:rPr>
+          <w:rFonts w:hint="eastAsia"/>
+          <w:szCs w:val="21"/>
+        </w:rPr>
         <w:t>数据处理的目的：测环乙烷百分数不同的溶液建立标准曲线，目的在于借助已经建立的工作曲线，基于后续测得气相</w:t>
       </w:r>
       <w:r>
@@ -9141,20 +8722,6 @@
           <w:szCs w:val="21"/>
         </w:rPr>
         <w:t>图。</w:t>
-      </w:r>
-      <w:r>
-        <w:rPr>
-          <w:rFonts w:hint="eastAsia"/>
-          <w:szCs w:val="21"/>
-        </w:rPr>
-        <w:t>特别地，为了保证反解的有效性，我们考虑不同的拟合方式：分段线性拟合，对全局线性拟合，以及对全局非线性拟合。</w:t>
-      </w:r>
-      <w:r>
-        <w:rPr>
-          <w:rFonts w:hint="eastAsia"/>
-          <w:szCs w:val="21"/>
-        </w:rPr>
-        <w:t>我们比较了分段线性拟合与全局线性拟合的效果并参考优秀案例，最终决定采用全局线性拟合作为数据分析方法。</w:t>
       </w:r>
     </w:p>
     <w:p>
@@ -9162,7 +8729,7 @@
         <w:pStyle w:val="NormalWeb"/>
         <w:spacing w:line="360" w:lineRule="auto"/>
         <w:rPr>
-          <w:rFonts w:ascii="SimSun" w:eastAsia="SimSun" w:hAnsi="SimSun" w:cs="SimSun" w:hint="eastAsia"/>
+          <w:rFonts w:ascii="SimSun" w:eastAsia="SimSun" w:hAnsi="SimSun" w:cs="SimSun"/>
           <w:sz w:val="21"/>
           <w:szCs w:val="21"/>
         </w:rPr>
@@ -9324,6 +8891,35 @@
           <w:szCs w:val="21"/>
         </w:rPr>
         <w:t>按当前测量和标定结果，随着液相中环己烷质量百分数增加，</w:t>
+      </w:r>
+    </w:p>
+    <w:p>
+      <w:pPr>
+        <w:rPr>
+          <w:lang w:val="en-GB"/>
+        </w:rPr>
+      </w:pPr>
+    </w:p>
+    <w:p>
+      <w:pPr>
+        <w:widowControl/>
+        <w:spacing w:after="160" w:line="278" w:lineRule="auto"/>
+        <w:jc w:val="left"/>
+        <w:rPr>
+          <w:rFonts w:ascii="SimSun" w:hAnsi="SimSun" w:cs="SimSun" w:hint="eastAsia"/>
+          <w:b/>
+          <w:bCs/>
+          <w:szCs w:val="21"/>
+        </w:rPr>
+      </w:pPr>
+      <w:r>
+        <w:rPr>
+          <w:rFonts w:ascii="SimSun" w:hAnsi="SimSun" w:cs="SimSun"/>
+          <w:b/>
+          <w:bCs/>
+          <w:szCs w:val="21"/>
+        </w:rPr>
+        <w:br w:type="page"/>
       </w:r>
     </w:p>
     <w:tbl>
@@ -9792,7 +9388,23 @@
           <w:sz w:val="21"/>
           <w:szCs w:val="21"/>
         </w:rPr>
-        <w:t>气相混合物中环己烷总是含量更高。这表明在本次测得的乙醇富集组成区间内，环己烷相对于乙醇更容易进入气相，因而气化、冷凝过程能够使环己烷得到富集。</w:t>
+        <w:t>气相混合物中</w:t>
+      </w:r>
+      <w:r>
+        <w:rPr>
+          <w:rFonts w:ascii="SimSun" w:eastAsia="SimSun" w:hAnsi="SimSun" w:cs="SimSun" w:hint="eastAsia"/>
+          <w:sz w:val="21"/>
+          <w:szCs w:val="21"/>
+        </w:rPr>
+        <w:t>总是更接近恒沸物</w:t>
+      </w:r>
+      <w:r>
+        <w:rPr>
+          <w:rFonts w:ascii="SimSun" w:eastAsia="SimSun" w:hAnsi="SimSun" w:cs="SimSun" w:hint="eastAsia"/>
+          <w:sz w:val="21"/>
+          <w:szCs w:val="21"/>
+        </w:rPr>
+        <w:t>。这表明在本次测得的乙醇富集组成区间内，环己烷相对于乙醇更容易进入气相，因而气化、冷凝过程能够使环己烷得到富集。</w:t>
       </w:r>
     </w:p>
     <w:p>
@@ -9885,7 +9497,25 @@
           <w:sz w:val="21"/>
           <w:szCs w:val="21"/>
         </w:rPr>
-        <w:t>的纯度甚至超过100%。我们对数据处理方式与实验条件分析，发现可能是线性拟合与加样时温度变化共同导致的误差。</w:t>
+        <w:t>的纯度甚至超过100%。我们对数据处理方式与实验条件分析，发现可能是线性拟合与加样时</w:t>
+      </w:r>
+      <w:r>
+        <w:rPr>
+          <w:rFonts w:ascii="SimSun" w:eastAsia="SimSun" w:hAnsi="SimSun" w:cs="SimSun" w:hint="eastAsia"/>
+          <w:color w:val="000000" w:themeColor="text1"/>
+          <w:sz w:val="21"/>
+          <w:szCs w:val="21"/>
+        </w:rPr>
+        <w:t>折光仪温度较低</w:t>
+      </w:r>
+      <w:r>
+        <w:rPr>
+          <w:rFonts w:ascii="SimSun" w:eastAsia="SimSun" w:hAnsi="SimSun" w:cs="SimSun" w:hint="eastAsia"/>
+          <w:color w:val="000000" w:themeColor="text1"/>
+          <w:sz w:val="21"/>
+          <w:szCs w:val="21"/>
+        </w:rPr>
+        <w:t>共同导致的误差。</w:t>
       </w:r>
     </w:p>
     <w:p>

--- a/实验报告3.docx
+++ b/实验报告3.docx
@@ -2801,7 +2801,7 @@
           <w:szCs w:val="21"/>
           <w14:ligatures w14:val="standardContextual"/>
         </w:rPr>
-        <w:object w:dxaOrig="359" w:dyaOrig="359" w14:anchorId="516AFFA9">
+        <w:object w:dxaOrig="359" w:dyaOrig="359" w14:anchorId="011B3B4B">
           <v:shapetype id="_x0000_t75" coordsize="21600,21600" o:spt="75" o:preferrelative="t" path="m@4@5l@4@11@9@11@9@5xe" filled="f" stroked="f">
             <v:stroke joinstyle="miter"/>
             <v:formulas>
@@ -2821,10 +2821,10 @@
             <v:path o:extrusionok="f" gradientshapeok="t" o:connecttype="rect"/>
             <o:lock v:ext="edit" aspectratio="t"/>
           </v:shapetype>
-          <v:shape id="Object 7" o:spid="_x0000_i1026" type="#_x0000_t75" alt="" style="width:18.2pt;height:18.2pt;mso-width-percent:0;mso-height-percent:0;mso-position-horizontal-relative:page;mso-position-vertical-relative:page;mso-width-percent:0;mso-height-percent:0" o:ole="">
+          <v:shape id="Object 7" o:spid="_x0000_i1026" type="#_x0000_t75" alt="" style="width:18pt;height:18pt;mso-width-percent:0;mso-height-percent:0;mso-position-horizontal-relative:page;mso-position-vertical-relative:page;mso-width-percent:0;mso-height-percent:0" o:ole="">
             <v:imagedata r:id="rId6" o:title=""/>
           </v:shape>
-          <o:OLEObject Type="Embed" ProgID="Equation.3" ShapeID="Object 7" DrawAspect="Content" ObjectID="_1854255207" r:id="rId7"/>
+          <o:OLEObject Type="Embed" ProgID="Equation.3" ShapeID="Object 7" DrawAspect="Content" ObjectID="_1854258960" r:id="rId7"/>
         </w:object>
       </w:r>
       <w:r>
@@ -3325,11 +3325,11 @@
           <w:szCs w:val="21"/>
           <w14:ligatures w14:val="standardContextual"/>
         </w:rPr>
-        <w:object w:dxaOrig="359" w:dyaOrig="359" w14:anchorId="70F3C8FB">
-          <v:shape id="Object 8" o:spid="_x0000_i1025" type="#_x0000_t75" alt="" style="width:18.2pt;height:18.2pt;mso-width-percent:0;mso-height-percent:0;mso-position-horizontal-relative:page;mso-position-vertical-relative:page;mso-width-percent:0;mso-height-percent:0" o:ole="">
+        <w:object w:dxaOrig="359" w:dyaOrig="359" w14:anchorId="44A5E44C">
+          <v:shape id="Object 8" o:spid="_x0000_i1025" type="#_x0000_t75" alt="" style="width:18pt;height:18pt;mso-width-percent:0;mso-height-percent:0;mso-position-horizontal-relative:page;mso-position-vertical-relative:page;mso-width-percent:0;mso-height-percent:0" o:ole="">
             <v:imagedata r:id="rId6" o:title=""/>
           </v:shape>
-          <o:OLEObject Type="Embed" ProgID="Equation.3" ShapeID="Object 8" DrawAspect="Content" ObjectID="_1854255208" r:id="rId8"/>
+          <o:OLEObject Type="Embed" ProgID="Equation.3" ShapeID="Object 8" DrawAspect="Content" ObjectID="_1854258961" r:id="rId8"/>
         </w:object>
       </w:r>
       <w:r>
@@ -8369,7 +8369,6 @@
       <w:pPr>
         <w:pStyle w:val="Heading2"/>
         <w:rPr>
-          <w:rFonts w:hint="eastAsia"/>
           <w:sz w:val="28"/>
         </w:rPr>
       </w:pPr>
@@ -8451,7 +8450,6 @@
         <w:spacing w:after="160" w:line="278" w:lineRule="auto"/>
         <w:jc w:val="left"/>
         <w:rPr>
-          <w:rFonts w:hint="eastAsia"/>
           <w:szCs w:val="21"/>
         </w:rPr>
       </w:pPr>
@@ -8641,7 +8639,6 @@
       <w:pPr>
         <w:spacing w:before="185" w:line="360" w:lineRule="auto"/>
         <w:rPr>
-          <w:rFonts w:hint="eastAsia"/>
           <w:szCs w:val="21"/>
         </w:rPr>
       </w:pPr>
@@ -8906,7 +8903,7 @@
         <w:spacing w:after="160" w:line="278" w:lineRule="auto"/>
         <w:jc w:val="left"/>
         <w:rPr>
-          <w:rFonts w:ascii="SimSun" w:hAnsi="SimSun" w:cs="SimSun" w:hint="eastAsia"/>
+          <w:rFonts w:ascii="SimSun" w:hAnsi="SimSun" w:cs="SimSun"/>
           <w:b/>
           <w:bCs/>
           <w:szCs w:val="21"/>
@@ -10181,7 +10178,21 @@
           <w:rFonts w:ascii="SimSun" w:hAnsi="SimSun" w:cs="SimSun" w:hint="eastAsia"/>
           <w:szCs w:val="21"/>
         </w:rPr>
-        <w:t>4：测量最后一次气相混合物时，第一次测量的折光率显著高于第二、三次。推测可能此时更易挥发的环己烷含量上升，导致第一次读数与第二、三次读数时待测液中环己烷含量不同。</w:t>
+        <w:t>4：测量最后一次气相混合物时，第一次测量的折光率显著高于第二、三次。推测可能此时环己烷</w:t>
+      </w:r>
+      <w:r>
+        <w:rPr>
+          <w:rFonts w:ascii="SimSun" w:hAnsi="SimSun" w:cs="SimSun" w:hint="eastAsia"/>
+          <w:szCs w:val="21"/>
+        </w:rPr>
+        <w:t>优先挥发</w:t>
+      </w:r>
+      <w:r>
+        <w:rPr>
+          <w:rFonts w:ascii="SimSun" w:hAnsi="SimSun" w:cs="SimSun" w:hint="eastAsia"/>
+          <w:szCs w:val="21"/>
+        </w:rPr>
+        <w:t>，导致第一次读数与第二、三次读数时待测液中环己烷含量不同。</w:t>
       </w:r>
     </w:p>
     <w:p>
@@ -10237,7 +10248,21 @@
           <w:rFonts w:hint="eastAsia"/>
           <w:szCs w:val="21"/>
         </w:rPr>
-        <w:t>如预测实验结果时，考虑环乙烷</w:t>
+        <w:t>如预测实验结果时，考虑环</w:t>
+      </w:r>
+      <w:r>
+        <w:rPr>
+          <w:rFonts w:hint="eastAsia"/>
+          <w:szCs w:val="21"/>
+        </w:rPr>
+        <w:t>己</w:t>
+      </w:r>
+      <w:r>
+        <w:rPr>
+          <w:rFonts w:hint="eastAsia"/>
+          <w:szCs w:val="21"/>
+        </w:rPr>
+        <w:t>烷</w:t>
       </w:r>
       <w:r>
         <w:rPr>

--- a/实验报告3.docx
+++ b/实验报告3.docx
@@ -2801,7 +2801,7 @@
           <w:szCs w:val="21"/>
           <w14:ligatures w14:val="standardContextual"/>
         </w:rPr>
-        <w:object w:dxaOrig="359" w:dyaOrig="359" w14:anchorId="011B3B4B">
+        <w:object w:dxaOrig="359" w:dyaOrig="359" w14:anchorId="4D23A9AF">
           <v:shapetype id="_x0000_t75" coordsize="21600,21600" o:spt="75" o:preferrelative="t" path="m@4@5l@4@11@9@11@9@5xe" filled="f" stroked="f">
             <v:stroke joinstyle="miter"/>
             <v:formulas>
@@ -2824,7 +2824,7 @@
           <v:shape id="Object 7" o:spid="_x0000_i1026" type="#_x0000_t75" alt="" style="width:18pt;height:18pt;mso-width-percent:0;mso-height-percent:0;mso-position-horizontal-relative:page;mso-position-vertical-relative:page;mso-width-percent:0;mso-height-percent:0" o:ole="">
             <v:imagedata r:id="rId6" o:title=""/>
           </v:shape>
-          <o:OLEObject Type="Embed" ProgID="Equation.3" ShapeID="Object 7" DrawAspect="Content" ObjectID="_1854258960" r:id="rId7"/>
+          <o:OLEObject Type="Embed" ProgID="Equation.3" ShapeID="Object 7" DrawAspect="Content" ObjectID="_1854262831" r:id="rId7"/>
         </w:object>
       </w:r>
       <w:r>
@@ -3325,11 +3325,11 @@
           <w:szCs w:val="21"/>
           <w14:ligatures w14:val="standardContextual"/>
         </w:rPr>
-        <w:object w:dxaOrig="359" w:dyaOrig="359" w14:anchorId="44A5E44C">
+        <w:object w:dxaOrig="359" w:dyaOrig="359" w14:anchorId="082C493C">
           <v:shape id="Object 8" o:spid="_x0000_i1025" type="#_x0000_t75" alt="" style="width:18pt;height:18pt;mso-width-percent:0;mso-height-percent:0;mso-position-horizontal-relative:page;mso-position-vertical-relative:page;mso-width-percent:0;mso-height-percent:0" o:ole="">
             <v:imagedata r:id="rId6" o:title=""/>
           </v:shape>
-          <o:OLEObject Type="Embed" ProgID="Equation.3" ShapeID="Object 8" DrawAspect="Content" ObjectID="_1854258961" r:id="rId8"/>
+          <o:OLEObject Type="Embed" ProgID="Equation.3" ShapeID="Object 8" DrawAspect="Content" ObjectID="_1854262832" r:id="rId8"/>
         </w:object>
       </w:r>
       <w:r>
@@ -9476,7 +9476,7 @@
           <w:sz w:val="21"/>
           <w:szCs w:val="21"/>
         </w:rPr>
-        <w:t>实测纯环己烷应该对应到1.4265左右的折光率，然而在利用标准曲线反推部分时刻的液相组成时，我们发现部分</w:t>
+        <w:t>实测纯环己烷应该对应到1.4265左右的折光率，然而在利用标准曲线反推部分时刻的</w:t>
       </w:r>
       <w:r>
         <w:rPr>
@@ -9494,7 +9494,7 @@
           <w:sz w:val="21"/>
           <w:szCs w:val="21"/>
         </w:rPr>
-        <w:t>的纯度甚至超过100%。我们对数据处理方式与实验条件分析，发现可能是线性拟合与加样时</w:t>
+        <w:t>组成时，我们发现部分</w:t>
       </w:r>
       <w:r>
         <w:rPr>
@@ -9503,7 +9503,7 @@
           <w:sz w:val="21"/>
           <w:szCs w:val="21"/>
         </w:rPr>
-        <w:t>折光仪温度较低</w:t>
+        <w:t>混合物</w:t>
       </w:r>
       <w:r>
         <w:rPr>
@@ -9512,7 +9512,16 @@
           <w:sz w:val="21"/>
           <w:szCs w:val="21"/>
         </w:rPr>
-        <w:t>共同导致的误差。</w:t>
+        <w:t>的纯度甚至超过100%。我们对数据处理方式与实验条件分析，发现可能是线性拟合导致的误差</w:t>
+      </w:r>
+      <w:r>
+        <w:rPr>
+          <w:rFonts w:ascii="SimSun" w:eastAsia="SimSun" w:hAnsi="SimSun" w:cs="SimSun" w:hint="eastAsia"/>
+          <w:color w:val="000000" w:themeColor="text1"/>
+          <w:sz w:val="21"/>
+          <w:szCs w:val="21"/>
+        </w:rPr>
+        <w:t>，或者是冷凝槽中残留的上一组冷凝液未及时更新。</w:t>
       </w:r>
     </w:p>
     <w:p>
@@ -9674,29 +9683,6 @@
           <w:szCs w:val="21"/>
         </w:rPr>
         <w:t>：对于弯头滴管中的残液，先尽力甩/挤压排净绝大部分，再反复吹吸，利用残液相对易挥发的特性尽量排净其中残液以避免不同时刻的气相混合物相互干扰。</w:t>
-      </w:r>
-    </w:p>
-    <w:p>
-      <w:pPr>
-        <w:spacing w:before="185" w:line="360" w:lineRule="auto"/>
-        <w:rPr>
-          <w:rFonts w:ascii="SimSun" w:hAnsi="SimSun" w:cs="SimSun"/>
-          <w:szCs w:val="21"/>
-        </w:rPr>
-      </w:pPr>
-      <w:r>
-        <w:rPr>
-          <w:rFonts w:ascii="SimSun" w:hAnsi="SimSun" w:cs="SimSun" w:hint="eastAsia"/>
-          <w:szCs w:val="21"/>
-        </w:rPr>
-        <w:t>3</w:t>
-      </w:r>
-      <w:r>
-        <w:rPr>
-          <w:rFonts w:ascii="SimSun" w:hAnsi="SimSun" w:cs="SimSun" w:hint="eastAsia"/>
-          <w:szCs w:val="21"/>
-        </w:rPr>
-        <w:t>：在取气相混合物冷凝液前，需要将收集得到的冷凝液倒回体系三次。原因在于首次收集到的冷凝液是开始加热至达到沸点这一段时间的气相混合物的集合，</w:t>
       </w:r>
     </w:p>
     <w:p>
@@ -9749,6 +9735,7 @@
                 <w:sz w:val="28"/>
                 <w:szCs w:val="28"/>
               </w:rPr>
+              <w:lastRenderedPageBreak/>
               <w:t>华中科技大学同济医学院</w:t>
             </w:r>
           </w:p>
@@ -10162,6 +10149,13 @@
           <w:rFonts w:ascii="SimSun" w:hAnsi="SimSun" w:cs="SimSun" w:hint="eastAsia"/>
           <w:szCs w:val="21"/>
         </w:rPr>
+        <w:t>3：在取气相混合物冷凝液前，需要将收集得到的冷凝液倒回体系三次。原因在于首次收集到的冷凝液是开始加热至达到沸点这一段时间的气相混合物的集合，</w:t>
+      </w:r>
+      <w:r>
+        <w:rPr>
+          <w:rFonts w:ascii="SimSun" w:hAnsi="SimSun" w:cs="SimSun" w:hint="eastAsia"/>
+          <w:szCs w:val="21"/>
+        </w:rPr>
         <w:t>只有在沸点对应温度下反复将实验初期收集到的冷凝液倒回并重新蒸馏，才能够得到反映“沸腾”这一时刻的气相混合物冷凝液。</w:t>
       </w:r>
     </w:p>
@@ -10199,7 +10193,7 @@
       <w:pPr>
         <w:spacing w:before="185" w:line="360" w:lineRule="auto"/>
         <w:rPr>
-          <w:rFonts w:ascii="SimSun" w:hAnsi="SimSun" w:cs="SimSun"/>
+          <w:rFonts w:ascii="SimSun" w:hAnsi="SimSun" w:cs="SimSun" w:hint="eastAsia"/>
           <w:szCs w:val="21"/>
         </w:rPr>
       </w:pPr>
@@ -10208,7 +10202,21 @@
           <w:rFonts w:ascii="SimSun" w:hAnsi="SimSun" w:cs="SimSun" w:hint="eastAsia"/>
           <w:szCs w:val="21"/>
         </w:rPr>
-        <w:t>5：不必用蒸馏水标定，因为实验测量的折光率首先用于建立标准曲线，其次将测得的折光率映射为物质组成。在这个过程中，未标定导致的系统误差被抵消。</w:t>
+        <w:t>5：不必用蒸馏水标定，因为实验测量的折光率首先用于建立标准曲线，其次将测得的折光率映射为物质组成。在这个过程中，</w:t>
+      </w:r>
+      <w:r>
+        <w:rPr>
+          <w:rFonts w:ascii="SimSun" w:hAnsi="SimSun" w:cs="SimSun" w:hint="eastAsia"/>
+          <w:szCs w:val="21"/>
+        </w:rPr>
+        <w:t>在给定的温度下，</w:t>
+      </w:r>
+      <w:r>
+        <w:rPr>
+          <w:rFonts w:ascii="SimSun" w:hAnsi="SimSun" w:cs="SimSun" w:hint="eastAsia"/>
+          <w:szCs w:val="21"/>
+        </w:rPr>
+        <w:t>未标定导致的系统误差被抵消。</w:t>
       </w:r>
     </w:p>
     <w:p>
